--- a/Foreground Masking/documentation/Foreground Mask Photutils Documentation.docx
+++ b/Foreground Masking/documentation/Foreground Mask Photutils Documentation.docx
@@ -211,7 +211,7 @@
           </w:tcPr>
           <w:p>
             <w:r>
-              <w:t>2026-07-05</w:t>
+              <w:t>2026-07-08</w:t>
             </w:r>
           </w:p>
         </w:tc>

--- a/Foreground Masking/documentation/Foreground Mask Photutils Documentation.docx
+++ b/Foreground Masking/documentation/Foreground Mask Photutils Documentation.docx
@@ -168,7 +168,7 @@
           </w:tcPr>
           <w:p>
             <w:r>
-              <w:t>C:\Users\gordo\Documents\Github\PythonScripts\Foreground Masking\foreground_mask_photutils.py</w:t>
+              <w:t>C:\Users\gordo\Documents\GitHub\PythonScripts\Foreground Masking\foreground_mask_photutils.py</w:t>
             </w:r>
           </w:p>
         </w:tc>
@@ -211,7 +211,7 @@
           </w:tcPr>
           <w:p>
             <w:r>
-              <w:t>2026-07-08</w:t>
+              <w:t>2026-07-19</w:t>
             </w:r>
           </w:p>
         </w:tc>

--- a/Foreground Masking/documentation/Foreground Mask Photutils Documentation.docx
+++ b/Foreground Masking/documentation/Foreground Mask Photutils Documentation.docx
@@ -168,7 +168,7 @@
           </w:tcPr>
           <w:p>
             <w:r>
-              <w:t>C:\Users\gordo\Documents\GitHub\PythonScripts\Foreground Masking\foreground_mask_photutils.py</w:t>
+              <w:t>C:\Users\gordo\Documents\Github\PythonScripts\Foreground Masking\PhotUtils\foreground_mask_photutils.py</w:t>
             </w:r>
           </w:p>
         </w:tc>
@@ -211,7 +211,7 @@
           </w:tcPr>
           <w:p>
             <w:r>
-              <w:t>2026-07-19</w:t>
+              <w:t>2026-07-27</w:t>
             </w:r>
           </w:p>
         </w:tc>
@@ -2342,7 +2342,7 @@
           </w:tcPr>
           <w:p>
             <w:r>
-              <w:t>python "Foreground Masking/foreground_mask_photutils.py" "D:\Dropbox\Public Documents\UCLAN\MSc Research\Erwin\s4g_images_36um\NGC1097.phot.1.fits" --output-dir "D:\Dropbox\Public Documents\UCLAN\MSc Research\foreground_mask_examples"</w:t>
+              <w:t>python "Foreground Masking/PhotUtils/foreground_mask_photutils.py" "D:\Dropbox\Public Documents\UCLAN\MSc Research\Erwin\s4g_images_36um\NGC1097.phot.1.fits" --output-dir "D:\Dropbox\Public Documents\UCLAN\MSc Research\foreground_mask_examples"</w:t>
             </w:r>
           </w:p>
         </w:tc>
@@ -2385,7 +2385,7 @@
           </w:tcPr>
           <w:p>
             <w:r>
-              <w:t>python "Foreground Masking/foreground_mask_photutils.py" "D:\Dropbox\Public Documents\UCLAN\MSc Research\Erwin\s4g_images_36um" --glob "NGC*.fits" --limit 5 --output-dir "D:\Dropbox\Public Documents\UCLAN\MSc Research\foreground_mask_examples"</w:t>
+              <w:t>python "Foreground Masking/PhotUtils/foreground_mask_photutils.py" "D:\Dropbox\Public Documents\UCLAN\MSc Research\Erwin\s4g_images_36um" --glob "NGC*.fits" --limit 5 --output-dir "D:\Dropbox\Public Documents\UCLAN\MSc Research\foreground_mask_examples"</w:t>
             </w:r>
           </w:p>
         </w:tc>
